--- a/IS607/Project3/Project3Outline.docx
+++ b/IS607/Project3/Project3Outline.docx
@@ -33,13 +33,7 @@
           <w:rPr>
             <w:rStyle w:val="Hyperlink"/>
           </w:rPr>
-          <w:t>Anthony.pagan</w:t>
-        </w:r>
-        <w:r>
-          <w:rPr>
-            <w:rStyle w:val="Hyperlink"/>
-          </w:rPr>
-          <w:t>@spsmail.cuny.edu</w:t>
+          <w:t>Anthony.pagan@spsmail.cuny.edu</w:t>
         </w:r>
       </w:hyperlink>
     </w:p>
@@ -49,75 +43,190 @@
           <w:rPr>
             <w:rStyle w:val="Hyperlink"/>
           </w:rPr>
-          <w:t>Alexander.niculescu</w:t>
+          <w:t>Alexander.niculescu@spsmail.cuny.edu</w:t>
         </w:r>
+      </w:hyperlink>
+    </w:p>
+    <w:p>
+      <w:r>
+        <w:t>Timelines:</w:t>
+      </w:r>
+    </w:p>
+    <w:p>
+      <w:r>
+        <w:t xml:space="preserve">10/10 Team creation, </w:t>
+      </w:r>
+      <w:proofErr w:type="spellStart"/>
+      <w:r>
+        <w:t>Goto</w:t>
+      </w:r>
+      <w:proofErr w:type="spellEnd"/>
+      <w:r>
+        <w:t xml:space="preserve"> meeting account created</w:t>
+      </w:r>
+    </w:p>
+    <w:p>
+      <w:r>
+        <w:t xml:space="preserve">10/11 First team </w:t>
+      </w:r>
+      <w:proofErr w:type="spellStart"/>
+      <w:r>
+        <w:t>Goto</w:t>
+      </w:r>
+      <w:proofErr w:type="spellEnd"/>
+      <w:r>
+        <w:t xml:space="preserve"> </w:t>
+      </w:r>
+      <w:r>
+        <w:t>meeting. Posted Notes in Slack. Selected Data.</w:t>
+      </w:r>
+    </w:p>
+    <w:p>
+      <w:r>
+        <w:t xml:space="preserve">10/12 Second team </w:t>
+      </w:r>
+      <w:proofErr w:type="spellStart"/>
+      <w:r>
+        <w:t>goto</w:t>
+      </w:r>
+      <w:proofErr w:type="spellEnd"/>
+      <w:r>
+        <w:t xml:space="preserve"> Meeting. Reviewed </w:t>
+      </w:r>
+      <w:proofErr w:type="gramStart"/>
+      <w:r>
+        <w:t xml:space="preserve">data </w:t>
+      </w:r>
+      <w:r>
+        <w:t>.</w:t>
+      </w:r>
+      <w:proofErr w:type="gramEnd"/>
+      <w:r>
+        <w:t xml:space="preserve"> Each will take time to decide how to tidy/transform data.</w:t>
+      </w:r>
+    </w:p>
+    <w:p>
+      <w:r>
+        <w:t>10/14 Discussion via s</w:t>
+      </w:r>
+      <w:r>
+        <w:t>lack. Determine if current dataset usable.</w:t>
+      </w:r>
+    </w:p>
+    <w:p>
+      <w:r>
+        <w:t xml:space="preserve">10/15 </w:t>
+      </w:r>
+      <w:r>
+        <w:t>Best school district by state</w:t>
+      </w:r>
+      <w:r>
+        <w:t xml:space="preserve"> does it correlate with google search.</w:t>
+      </w:r>
+    </w:p>
+    <w:p>
+      <w:r>
+        <w:t>Graduation Rates Alexander, Teacher Evaluation Anthony, Assessment Jack</w:t>
+      </w:r>
+    </w:p>
+    <w:p>
+      <w:r>
+        <w:t xml:space="preserve">10/17 </w:t>
+      </w:r>
+      <w:proofErr w:type="spellStart"/>
+      <w:r>
+        <w:t>Goto</w:t>
+      </w:r>
+      <w:proofErr w:type="spellEnd"/>
+      <w:r>
+        <w:t xml:space="preserve"> Meeting Discussion</w:t>
+      </w:r>
+      <w:r>
+        <w:t xml:space="preserve">. Decided to go with </w:t>
+      </w:r>
+      <w:r>
+        <w:t>Graduations rates and Teacher assessments. 2015 to 2016</w:t>
+      </w:r>
+      <w:proofErr w:type="gramStart"/>
+      <w:r>
+        <w:t>….</w:t>
+      </w:r>
+      <w:proofErr w:type="spellStart"/>
+      <w:r>
+        <w:t>Per</w:t>
+      </w:r>
+      <w:proofErr w:type="gramEnd"/>
+      <w:r>
+        <w:t>_pupil</w:t>
+      </w:r>
+      <w:proofErr w:type="spellEnd"/>
+      <w:r>
+        <w:t xml:space="preserve"> expenditure vs </w:t>
+      </w:r>
+      <w:proofErr w:type="spellStart"/>
+      <w:r>
+        <w:t>Overall_Rating</w:t>
+      </w:r>
+      <w:r>
+        <w:t>..teacher..Substitute</w:t>
+      </w:r>
+      <w:proofErr w:type="spellEnd"/>
+      <w:r>
+        <w:t xml:space="preserve"> Suppressed with some other analysis.</w:t>
+      </w:r>
+    </w:p>
+    <w:p>
+      <w:pPr>
+        <w:pStyle w:val="NormalWeb"/>
+        <w:shd w:val="clear" w:color="auto" w:fill="FFFFFF"/>
+        <w:spacing w:line="75" w:lineRule="atLeast"/>
+        <w:rPr>
+          <w:rFonts w:ascii="Segoe UI" w:hAnsi="Segoe UI" w:cs="Segoe UI"/>
+          <w:color w:val="044444"/>
+          <w:sz w:val="17"/>
+          <w:szCs w:val="17"/>
+        </w:rPr>
+      </w:pPr>
+      <w:r>
+        <w:t xml:space="preserve">CORE </w:t>
+      </w:r>
+      <w:proofErr w:type="spellStart"/>
+      <w:r>
+        <w:t>Funcntion</w:t>
+      </w:r>
+      <w:proofErr w:type="spellEnd"/>
+      <w:r>
+        <w:t xml:space="preserve"> </w:t>
+      </w:r>
+      <w:proofErr w:type="gramStart"/>
+      <w:r>
+        <w:t>link :</w:t>
+      </w:r>
+      <w:proofErr w:type="gramEnd"/>
+      <w:r>
+        <w:t xml:space="preserve"> </w:t>
+      </w:r>
+      <w:hyperlink r:id="rId8" w:history="1">
         <w:r>
           <w:rPr>
             <w:rStyle w:val="Hyperlink"/>
+            <w:rFonts w:ascii="Segoe UI" w:hAnsi="Segoe UI" w:cs="Segoe UI"/>
+            <w:sz w:val="17"/>
+            <w:szCs w:val="17"/>
           </w:rPr>
-          <w:t>@spsmail.cuny.edu</w:t>
+          <w:t>https://stat.ethz.ch/R-manual/R-devel/library/stats/html/cor.test.html</w:t>
         </w:r>
       </w:hyperlink>
     </w:p>
     <w:p>
-      <w:r>
-        <w:t>Timelines:</w:t>
-      </w:r>
-    </w:p>
-    <w:p>
-      <w:r>
-        <w:t xml:space="preserve">10/10 Team creation, </w:t>
-      </w:r>
-      <w:proofErr w:type="spellStart"/>
-      <w:r>
-        <w:t>Goto</w:t>
-      </w:r>
-      <w:proofErr w:type="spellEnd"/>
-      <w:r>
-        <w:t xml:space="preserve"> meeting account created</w:t>
-      </w:r>
-    </w:p>
-    <w:p>
-      <w:r>
-        <w:t xml:space="preserve">10/11 First team </w:t>
-      </w:r>
-      <w:proofErr w:type="spellStart"/>
-      <w:r>
-        <w:t>Goto</w:t>
-      </w:r>
-      <w:proofErr w:type="spellEnd"/>
-      <w:r>
-        <w:t xml:space="preserve"> </w:t>
-      </w:r>
-      <w:r>
-        <w:t>meeting. Posted Notes in Slack. Selected Data.</w:t>
-      </w:r>
-    </w:p>
-    <w:p>
-      <w:r>
-        <w:t xml:space="preserve">10/12 Second team </w:t>
-      </w:r>
-      <w:proofErr w:type="spellStart"/>
-      <w:r>
-        <w:t>goto</w:t>
-      </w:r>
-      <w:proofErr w:type="spellEnd"/>
-      <w:r>
-        <w:t xml:space="preserve"> Meeting. Reviewed </w:t>
-      </w:r>
-      <w:proofErr w:type="gramStart"/>
-      <w:r>
-        <w:t xml:space="preserve">data </w:t>
-      </w:r>
-      <w:r>
-        <w:t>.</w:t>
-      </w:r>
-      <w:proofErr w:type="gramEnd"/>
-      <w:r>
-        <w:t xml:space="preserve"> Each will take time to decide how to tidy/transform data.</w:t>
-      </w:r>
       <w:bookmarkStart w:id="0" w:name="_GoBack"/>
       <w:bookmarkEnd w:id="0"/>
+    </w:p>
+    <w:p/>
+    <w:p>
+      <w:r>
+        <w:t>Assessment/report c</w:t>
+      </w:r>
     </w:p>
     <w:p>
       <w:r>
@@ -208,24 +317,12 @@
           <w:u w:val="none"/>
         </w:rPr>
       </w:pPr>
-      <w:hyperlink r:id="rId8" w:history="1">
+      <w:hyperlink r:id="rId9" w:history="1">
         <w:r>
           <w:rPr>
             <w:rStyle w:val="Hyperlink"/>
           </w:rPr>
-          <w:t>https://www.kaggl</w:t>
-        </w:r>
-        <w:r>
-          <w:rPr>
-            <w:rStyle w:val="Hyperlink"/>
-          </w:rPr>
-          <w:t>e</w:t>
-        </w:r>
-        <w:r>
-          <w:rPr>
-            <w:rStyle w:val="Hyperlink"/>
-          </w:rPr>
-          <w:t>.com/theworldbank/education-statistics</w:t>
+          <w:t>https://www.kaggle.com/theworldbank/education-statistics</w:t>
         </w:r>
       </w:hyperlink>
     </w:p>
@@ -242,7 +339,7 @@
           <w:u w:val="none"/>
         </w:rPr>
       </w:pPr>
-      <w:hyperlink r:id="rId9" w:history="1">
+      <w:hyperlink r:id="rId10" w:history="1">
         <w:r>
           <w:rPr>
             <w:rStyle w:val="Hyperlink"/>
@@ -430,7 +527,6 @@
         </w:numPr>
       </w:pPr>
       <w:r>
-        <w:lastRenderedPageBreak/>
         <w:t xml:space="preserve">Every student must be prepared to explain how the data was collected, loaded, transformed, tidied, and analyzed for outliers, etc. in our Meetup.  This is the only way I’ll have to determine that everyone actively participated in the process, so you need to hold yourself responsible for understanding what your class-size team did!  If you are unable to attend the meet up, then you need to either present to me one-on-one before the meetup presentation, or post a 3 to </w:t>
       </w:r>
       <w:proofErr w:type="gramStart"/>
@@ -1392,6 +1488,22 @@
       <w:u w:val="single"/>
     </w:rPr>
   </w:style>
+  <w:style w:type="paragraph" w:styleId="NormalWeb">
+    <w:name w:val="Normal (Web)"/>
+    <w:basedOn w:val="Normal"/>
+    <w:uiPriority w:val="99"/>
+    <w:semiHidden/>
+    <w:unhideWhenUsed/>
+    <w:rsid w:val="009B32C7"/>
+    <w:pPr>
+      <w:spacing w:before="100" w:beforeAutospacing="1" w:after="100" w:afterAutospacing="1" w:line="240" w:lineRule="auto"/>
+    </w:pPr>
+    <w:rPr>
+      <w:rFonts w:ascii="Times New Roman" w:eastAsia="Times New Roman" w:hAnsi="Times New Roman" w:cs="Times New Roman"/>
+      <w:sz w:val="24"/>
+      <w:szCs w:val="24"/>
+    </w:rPr>
+  </w:style>
 </w:styles>
 </file>
 

--- a/IS607/Project3/Project3Outline.docx
+++ b/IS607/Project3/Project3Outline.docx
@@ -181,8 +181,8 @@
         <w:shd w:val="clear" w:color="auto" w:fill="FFFFFF"/>
         <w:spacing w:line="75" w:lineRule="atLeast"/>
         <w:rPr>
+          <w:rStyle w:val="Hyperlink"/>
           <w:rFonts w:ascii="Segoe UI" w:hAnsi="Segoe UI" w:cs="Segoe UI"/>
-          <w:color w:val="044444"/>
           <w:sz w:val="17"/>
           <w:szCs w:val="17"/>
         </w:rPr>
@@ -219,9 +219,70 @@
       </w:hyperlink>
     </w:p>
     <w:p>
+      <w:pPr>
+        <w:pStyle w:val="NormalWeb"/>
+        <w:shd w:val="clear" w:color="auto" w:fill="FFFFFF"/>
+        <w:spacing w:line="75" w:lineRule="atLeast"/>
+        <w:rPr>
+          <w:rFonts w:ascii="Segoe UI" w:hAnsi="Segoe UI" w:cs="Segoe UI"/>
+          <w:color w:val="044444"/>
+          <w:sz w:val="17"/>
+          <w:szCs w:val="17"/>
+        </w:rPr>
+      </w:pPr>
+      <w:r>
+        <w:rPr>
+          <w:rFonts w:ascii="Segoe UI" w:hAnsi="Segoe UI" w:cs="Segoe UI"/>
+          <w:color w:val="044444"/>
+          <w:sz w:val="17"/>
+          <w:szCs w:val="17"/>
+        </w:rPr>
+        <w:t xml:space="preserve">10/18 Slack, </w:t>
+      </w:r>
+      <w:proofErr w:type="spellStart"/>
+      <w:r>
+        <w:rPr>
+          <w:rFonts w:ascii="Segoe UI" w:hAnsi="Segoe UI" w:cs="Segoe UI"/>
+          <w:color w:val="044444"/>
+          <w:sz w:val="17"/>
+          <w:szCs w:val="17"/>
+        </w:rPr>
+        <w:t>updloaded</w:t>
+      </w:r>
+      <w:proofErr w:type="spellEnd"/>
+      <w:r>
+        <w:rPr>
+          <w:rFonts w:ascii="Segoe UI" w:hAnsi="Segoe UI" w:cs="Segoe UI"/>
+          <w:color w:val="044444"/>
+          <w:sz w:val="17"/>
+          <w:szCs w:val="17"/>
+        </w:rPr>
+        <w:t xml:space="preserve"> code and csv. </w:t>
+      </w:r>
+      <w:proofErr w:type="spellStart"/>
+      <w:r>
+        <w:rPr>
+          <w:rFonts w:ascii="Segoe UI" w:hAnsi="Segoe UI" w:cs="Segoe UI"/>
+          <w:color w:val="044444"/>
+          <w:sz w:val="17"/>
+          <w:szCs w:val="17"/>
+        </w:rPr>
+        <w:t>Additaionl</w:t>
+      </w:r>
+      <w:proofErr w:type="spellEnd"/>
+      <w:r>
+        <w:rPr>
+          <w:rFonts w:ascii="Segoe UI" w:hAnsi="Segoe UI" w:cs="Segoe UI"/>
+          <w:color w:val="044444"/>
+          <w:sz w:val="17"/>
+          <w:szCs w:val="17"/>
+        </w:rPr>
+        <w:t xml:space="preserve"> analysis and graphs needed.</w:t>
+      </w:r>
       <w:bookmarkStart w:id="0" w:name="_GoBack"/>
       <w:bookmarkEnd w:id="0"/>
     </w:p>
+    <w:p/>
     <w:p/>
     <w:p>
       <w:r>
@@ -404,6 +465,7 @@
         </w:numPr>
       </w:pPr>
       <w:r>
+        <w:lastRenderedPageBreak/>
         <w:t xml:space="preserve">How does it change </w:t>
       </w:r>
       <w:proofErr w:type="gramStart"/>
@@ -1419,6 +1481,7 @@
   <w:style w:type="character" w:default="1" w:styleId="DefaultParagraphFont">
     <w:name w:val="Default Paragraph Font"/>
     <w:uiPriority w:val="1"/>
+    <w:semiHidden/>
     <w:unhideWhenUsed/>
   </w:style>
   <w:style w:type="table" w:default="1" w:styleId="TableNormal">

--- a/IS607/Project3/Project3Outline.docx
+++ b/IS607/Project3/Project3Outline.docx
@@ -37,16 +37,40 @@
         </w:r>
       </w:hyperlink>
     </w:p>
-    <w:p>
-      <w:hyperlink r:id="rId7" w:history="1">
-        <w:r>
-          <w:rPr>
-            <w:rStyle w:val="Hyperlink"/>
-          </w:rPr>
-          <w:t>Alexander.niculescu@spsmail.cuny.edu</w:t>
-        </w:r>
-      </w:hyperlink>
-    </w:p>
+    <w:bookmarkStart w:id="0" w:name="_GoBack"/>
+    <w:p>
+      <w:r>
+        <w:rPr>
+          <w:rStyle w:val="Hyperlink"/>
+        </w:rPr>
+        <w:fldChar w:fldCharType="begin"/>
+      </w:r>
+      <w:r>
+        <w:rPr>
+          <w:rStyle w:val="Hyperlink"/>
+        </w:rPr>
+        <w:instrText xml:space="preserve"> HYPERLINK "mailto:Alexander.niculescu@spsmail.cuny.edu" </w:instrText>
+      </w:r>
+      <w:r>
+        <w:rPr>
+          <w:rStyle w:val="Hyperlink"/>
+        </w:rPr>
+        <w:fldChar w:fldCharType="separate"/>
+      </w:r>
+      <w:r>
+        <w:rPr>
+          <w:rStyle w:val="Hyperlink"/>
+        </w:rPr>
+        <w:t>Alexander.niculescu@spsmail.cuny.edu</w:t>
+      </w:r>
+      <w:r>
+        <w:rPr>
+          <w:rStyle w:val="Hyperlink"/>
+        </w:rPr>
+        <w:fldChar w:fldCharType="end"/>
+      </w:r>
+    </w:p>
+    <w:bookmarkEnd w:id="0"/>
     <w:p>
       <w:r>
         <w:t>Timelines:</w:t>
@@ -173,6 +197,24 @@
       <w:proofErr w:type="spellEnd"/>
       <w:r>
         <w:t xml:space="preserve"> Suppressed with some other analysis.</w:t>
+      </w:r>
+    </w:p>
+    <w:p>
+      <w:r>
+        <w:t xml:space="preserve">10/20 Slack discussion on </w:t>
+      </w:r>
+      <w:proofErr w:type="spellStart"/>
+      <w:r>
+        <w:t>finalzing</w:t>
+      </w:r>
+      <w:proofErr w:type="spellEnd"/>
+      <w:r>
+        <w:t xml:space="preserve"> PPT</w:t>
+      </w:r>
+    </w:p>
+    <w:p>
+      <w:r>
+        <w:t>10/21 finishing touches</w:t>
       </w:r>
     </w:p>
     <w:p>
@@ -206,7 +248,7 @@
       <w:r>
         <w:t xml:space="preserve"> </w:t>
       </w:r>
-      <w:hyperlink r:id="rId8" w:history="1">
+      <w:hyperlink r:id="rId7" w:history="1">
         <w:r>
           <w:rPr>
             <w:rStyle w:val="Hyperlink"/>
@@ -279,8 +321,6 @@
         </w:rPr>
         <w:t xml:space="preserve"> analysis and graphs needed.</w:t>
       </w:r>
-      <w:bookmarkStart w:id="0" w:name="_GoBack"/>
-      <w:bookmarkEnd w:id="0"/>
     </w:p>
     <w:p/>
     <w:p/>
@@ -378,7 +418,7 @@
           <w:u w:val="none"/>
         </w:rPr>
       </w:pPr>
-      <w:hyperlink r:id="rId9" w:history="1">
+      <w:hyperlink r:id="rId8" w:history="1">
         <w:r>
           <w:rPr>
             <w:rStyle w:val="Hyperlink"/>
@@ -400,7 +440,7 @@
           <w:u w:val="none"/>
         </w:rPr>
       </w:pPr>
-      <w:hyperlink r:id="rId10" w:history="1">
+      <w:hyperlink r:id="rId9" w:history="1">
         <w:r>
           <w:rPr>
             <w:rStyle w:val="Hyperlink"/>
@@ -465,7 +505,6 @@
         </w:numPr>
       </w:pPr>
       <w:r>
-        <w:lastRenderedPageBreak/>
         <w:t xml:space="preserve">How does it change </w:t>
       </w:r>
       <w:proofErr w:type="gramStart"/>

--- a/IS607/Project3/Project3Outline.docx
+++ b/IS607/Project3/Project3Outline.docx
@@ -37,166 +37,181 @@
         </w:r>
       </w:hyperlink>
     </w:p>
-    <w:bookmarkStart w:id="0" w:name="_GoBack"/>
-    <w:p>
-      <w:r>
+    <w:p>
+      <w:hyperlink r:id="rId7" w:history="1">
+        <w:r>
+          <w:rPr>
+            <w:rStyle w:val="Hyperlink"/>
+          </w:rPr>
+          <w:t>Alexander.niculescu@spsmail.cuny.edu</w:t>
+        </w:r>
+      </w:hyperlink>
+    </w:p>
+    <w:p>
+      <w:r>
+        <w:t>Timelines:</w:t>
+      </w:r>
+    </w:p>
+    <w:p>
+      <w:r>
+        <w:t xml:space="preserve">10/10 Team creation, </w:t>
+      </w:r>
+      <w:proofErr w:type="spellStart"/>
+      <w:r>
+        <w:t>Goto</w:t>
+      </w:r>
+      <w:proofErr w:type="spellEnd"/>
+      <w:r>
+        <w:t xml:space="preserve"> meeting account created</w:t>
+      </w:r>
+    </w:p>
+    <w:p>
+      <w:r>
+        <w:t xml:space="preserve">10/11 First team </w:t>
+      </w:r>
+      <w:proofErr w:type="spellStart"/>
+      <w:r>
+        <w:t>Goto</w:t>
+      </w:r>
+      <w:proofErr w:type="spellEnd"/>
+      <w:r>
+        <w:t xml:space="preserve"> </w:t>
+      </w:r>
+      <w:r>
+        <w:t>meeting. Posted Notes in Slack. Selected Data.</w:t>
+      </w:r>
+    </w:p>
+    <w:p>
+      <w:r>
+        <w:t xml:space="preserve">10/12 Second team </w:t>
+      </w:r>
+      <w:proofErr w:type="spellStart"/>
+      <w:r>
+        <w:t>goto</w:t>
+      </w:r>
+      <w:proofErr w:type="spellEnd"/>
+      <w:r>
+        <w:t xml:space="preserve"> Meeting. Reviewed </w:t>
+      </w:r>
+      <w:proofErr w:type="gramStart"/>
+      <w:r>
+        <w:t xml:space="preserve">data </w:t>
+      </w:r>
+      <w:r>
+        <w:t>.</w:t>
+      </w:r>
+      <w:proofErr w:type="gramEnd"/>
+      <w:r>
+        <w:t xml:space="preserve"> Each will take time to decide how to tidy/transform data.</w:t>
+      </w:r>
+    </w:p>
+    <w:p>
+      <w:r>
+        <w:t>10/14 Discussion via s</w:t>
+      </w:r>
+      <w:r>
+        <w:t>lack. Determine if current dataset usable.</w:t>
+      </w:r>
+    </w:p>
+    <w:p>
+      <w:r>
+        <w:t xml:space="preserve">10/15 </w:t>
+      </w:r>
+      <w:r>
+        <w:t>Best school district by state</w:t>
+      </w:r>
+      <w:r>
+        <w:t xml:space="preserve"> does it correlate with google search.</w:t>
+      </w:r>
+    </w:p>
+    <w:p>
+      <w:r>
+        <w:t>Graduation Rates Alexander, Teacher Evaluation Anthony, Assessment Jack</w:t>
+      </w:r>
+    </w:p>
+    <w:p>
+      <w:r>
+        <w:t xml:space="preserve">10/17 </w:t>
+      </w:r>
+      <w:proofErr w:type="spellStart"/>
+      <w:r>
+        <w:t>Goto</w:t>
+      </w:r>
+      <w:proofErr w:type="spellEnd"/>
+      <w:r>
+        <w:t xml:space="preserve"> Meeting Discussion</w:t>
+      </w:r>
+      <w:r>
+        <w:t xml:space="preserve">. Decided to go with </w:t>
+      </w:r>
+      <w:r>
+        <w:t>Graduations rates and Teacher assessments. 2015 to 2016</w:t>
+      </w:r>
+      <w:proofErr w:type="gramStart"/>
+      <w:r>
+        <w:t>….</w:t>
+      </w:r>
+      <w:proofErr w:type="spellStart"/>
+      <w:r>
+        <w:t>Per</w:t>
+      </w:r>
+      <w:proofErr w:type="gramEnd"/>
+      <w:r>
+        <w:t>_</w:t>
+      </w:r>
+      <w:r>
+        <w:t>pupil</w:t>
+      </w:r>
+      <w:proofErr w:type="spellEnd"/>
+      <w:r>
+        <w:t xml:space="preserve"> expenditure vs </w:t>
+      </w:r>
+      <w:proofErr w:type="spellStart"/>
+      <w:r>
+        <w:t>Overall_Rating</w:t>
+      </w:r>
+      <w:r>
+        <w:t>..teacher..Substitute</w:t>
+      </w:r>
+      <w:proofErr w:type="spellEnd"/>
+      <w:r>
+        <w:t xml:space="preserve"> Suppressed with some other analysis.</w:t>
+      </w:r>
+    </w:p>
+    <w:p>
+      <w:pPr>
+        <w:pStyle w:val="NormalWeb"/>
+        <w:shd w:val="clear" w:color="auto" w:fill="FFFFFF"/>
+        <w:spacing w:line="75" w:lineRule="atLeast"/>
         <w:rPr>
-          <w:rStyle w:val="Hyperlink"/>
+          <w:rFonts w:ascii="Segoe UI" w:hAnsi="Segoe UI" w:cs="Segoe UI"/>
+          <w:sz w:val="22"/>
+          <w:szCs w:val="22"/>
         </w:rPr>
-        <w:fldChar w:fldCharType="begin"/>
-      </w:r>
+      </w:pPr>
       <w:r>
         <w:rPr>
-          <w:rStyle w:val="Hyperlink"/>
+          <w:rFonts w:ascii="Segoe UI" w:hAnsi="Segoe UI" w:cs="Segoe UI"/>
+          <w:sz w:val="22"/>
+          <w:szCs w:val="22"/>
         </w:rPr>
-        <w:instrText xml:space="preserve"> HYPERLINK "mailto:Alexander.niculescu@spsmail.cuny.edu" </w:instrText>
+        <w:t>10/18 Slack, uploaded code and csv. Addit</w:t>
       </w:r>
       <w:r>
         <w:rPr>
-          <w:rStyle w:val="Hyperlink"/>
+          <w:rFonts w:ascii="Segoe UI" w:hAnsi="Segoe UI" w:cs="Segoe UI"/>
+          <w:sz w:val="22"/>
+          <w:szCs w:val="22"/>
         </w:rPr>
-        <w:fldChar w:fldCharType="separate"/>
+        <w:t xml:space="preserve">ional </w:t>
       </w:r>
       <w:r>
         <w:rPr>
-          <w:rStyle w:val="Hyperlink"/>
+          <w:rFonts w:ascii="Segoe UI" w:hAnsi="Segoe UI" w:cs="Segoe UI"/>
+          <w:sz w:val="22"/>
+          <w:szCs w:val="22"/>
         </w:rPr>
-        <w:t>Alexander.niculescu@spsmail.cuny.edu</w:t>
-      </w:r>
-      <w:r>
-        <w:rPr>
-          <w:rStyle w:val="Hyperlink"/>
-        </w:rPr>
-        <w:fldChar w:fldCharType="end"/>
-      </w:r>
-    </w:p>
-    <w:bookmarkEnd w:id="0"/>
-    <w:p>
-      <w:r>
-        <w:t>Timelines:</w:t>
-      </w:r>
-    </w:p>
-    <w:p>
-      <w:r>
-        <w:t xml:space="preserve">10/10 Team creation, </w:t>
-      </w:r>
-      <w:proofErr w:type="spellStart"/>
-      <w:r>
-        <w:t>Goto</w:t>
-      </w:r>
-      <w:proofErr w:type="spellEnd"/>
-      <w:r>
-        <w:t xml:space="preserve"> meeting account created</w:t>
-      </w:r>
-    </w:p>
-    <w:p>
-      <w:r>
-        <w:t xml:space="preserve">10/11 First team </w:t>
-      </w:r>
-      <w:proofErr w:type="spellStart"/>
-      <w:r>
-        <w:t>Goto</w:t>
-      </w:r>
-      <w:proofErr w:type="spellEnd"/>
-      <w:r>
-        <w:t xml:space="preserve"> </w:t>
-      </w:r>
-      <w:r>
-        <w:t>meeting. Posted Notes in Slack. Selected Data.</w:t>
-      </w:r>
-    </w:p>
-    <w:p>
-      <w:r>
-        <w:t xml:space="preserve">10/12 Second team </w:t>
-      </w:r>
-      <w:proofErr w:type="spellStart"/>
-      <w:r>
-        <w:t>goto</w:t>
-      </w:r>
-      <w:proofErr w:type="spellEnd"/>
-      <w:r>
-        <w:t xml:space="preserve"> Meeting. Reviewed </w:t>
-      </w:r>
-      <w:proofErr w:type="gramStart"/>
-      <w:r>
-        <w:t xml:space="preserve">data </w:t>
-      </w:r>
-      <w:r>
-        <w:t>.</w:t>
-      </w:r>
-      <w:proofErr w:type="gramEnd"/>
-      <w:r>
-        <w:t xml:space="preserve"> Each will take time to decide how to tidy/transform data.</w:t>
-      </w:r>
-    </w:p>
-    <w:p>
-      <w:r>
-        <w:t>10/14 Discussion via s</w:t>
-      </w:r>
-      <w:r>
-        <w:t>lack. Determine if current dataset usable.</w:t>
-      </w:r>
-    </w:p>
-    <w:p>
-      <w:r>
-        <w:t xml:space="preserve">10/15 </w:t>
-      </w:r>
-      <w:r>
-        <w:t>Best school district by state</w:t>
-      </w:r>
-      <w:r>
-        <w:t xml:space="preserve"> does it correlate with google search.</w:t>
-      </w:r>
-    </w:p>
-    <w:p>
-      <w:r>
-        <w:t>Graduation Rates Alexander, Teacher Evaluation Anthony, Assessment Jack</w:t>
-      </w:r>
-    </w:p>
-    <w:p>
-      <w:r>
-        <w:t xml:space="preserve">10/17 </w:t>
-      </w:r>
-      <w:proofErr w:type="spellStart"/>
-      <w:r>
-        <w:t>Goto</w:t>
-      </w:r>
-      <w:proofErr w:type="spellEnd"/>
-      <w:r>
-        <w:t xml:space="preserve"> Meeting Discussion</w:t>
-      </w:r>
-      <w:r>
-        <w:t xml:space="preserve">. Decided to go with </w:t>
-      </w:r>
-      <w:r>
-        <w:t>Graduations rates and Teacher assessments. 2015 to 2016</w:t>
-      </w:r>
-      <w:proofErr w:type="gramStart"/>
-      <w:r>
-        <w:t>….</w:t>
-      </w:r>
-      <w:proofErr w:type="spellStart"/>
-      <w:r>
-        <w:t>Per</w:t>
-      </w:r>
-      <w:proofErr w:type="gramEnd"/>
-      <w:r>
-        <w:t>_pupil</w:t>
-      </w:r>
-      <w:proofErr w:type="spellEnd"/>
-      <w:r>
-        <w:t xml:space="preserve"> expenditure vs </w:t>
-      </w:r>
-      <w:proofErr w:type="spellStart"/>
-      <w:r>
-        <w:t>Overall_Rating</w:t>
-      </w:r>
-      <w:r>
-        <w:t>..teacher..Substitute</w:t>
-      </w:r>
-      <w:proofErr w:type="spellEnd"/>
-      <w:r>
-        <w:t xml:space="preserve"> Suppressed with some other analysis.</w:t>
+        <w:t>analysis and graphs needed.</w:t>
       </w:r>
     </w:p>
     <w:p>
@@ -248,7 +263,7 @@
       <w:r>
         <w:t xml:space="preserve"> </w:t>
       </w:r>
-      <w:hyperlink r:id="rId7" w:history="1">
+      <w:hyperlink r:id="rId8" w:history="1">
         <w:r>
           <w:rPr>
             <w:rStyle w:val="Hyperlink"/>
@@ -261,75 +276,8 @@
       </w:hyperlink>
     </w:p>
     <w:p>
-      <w:pPr>
-        <w:pStyle w:val="NormalWeb"/>
-        <w:shd w:val="clear" w:color="auto" w:fill="FFFFFF"/>
-        <w:spacing w:line="75" w:lineRule="atLeast"/>
-        <w:rPr>
-          <w:rFonts w:ascii="Segoe UI" w:hAnsi="Segoe UI" w:cs="Segoe UI"/>
-          <w:color w:val="044444"/>
-          <w:sz w:val="17"/>
-          <w:szCs w:val="17"/>
-        </w:rPr>
-      </w:pPr>
-      <w:r>
-        <w:rPr>
-          <w:rFonts w:ascii="Segoe UI" w:hAnsi="Segoe UI" w:cs="Segoe UI"/>
-          <w:color w:val="044444"/>
-          <w:sz w:val="17"/>
-          <w:szCs w:val="17"/>
-        </w:rPr>
-        <w:t xml:space="preserve">10/18 Slack, </w:t>
-      </w:r>
-      <w:proofErr w:type="spellStart"/>
-      <w:r>
-        <w:rPr>
-          <w:rFonts w:ascii="Segoe UI" w:hAnsi="Segoe UI" w:cs="Segoe UI"/>
-          <w:color w:val="044444"/>
-          <w:sz w:val="17"/>
-          <w:szCs w:val="17"/>
-        </w:rPr>
-        <w:t>updloaded</w:t>
-      </w:r>
-      <w:proofErr w:type="spellEnd"/>
-      <w:r>
-        <w:rPr>
-          <w:rFonts w:ascii="Segoe UI" w:hAnsi="Segoe UI" w:cs="Segoe UI"/>
-          <w:color w:val="044444"/>
-          <w:sz w:val="17"/>
-          <w:szCs w:val="17"/>
-        </w:rPr>
-        <w:t xml:space="preserve"> code and csv. </w:t>
-      </w:r>
-      <w:proofErr w:type="spellStart"/>
-      <w:r>
-        <w:rPr>
-          <w:rFonts w:ascii="Segoe UI" w:hAnsi="Segoe UI" w:cs="Segoe UI"/>
-          <w:color w:val="044444"/>
-          <w:sz w:val="17"/>
-          <w:szCs w:val="17"/>
-        </w:rPr>
-        <w:t>Additaionl</w:t>
-      </w:r>
-      <w:proofErr w:type="spellEnd"/>
-      <w:r>
-        <w:rPr>
-          <w:rFonts w:ascii="Segoe UI" w:hAnsi="Segoe UI" w:cs="Segoe UI"/>
-          <w:color w:val="044444"/>
-          <w:sz w:val="17"/>
-          <w:szCs w:val="17"/>
-        </w:rPr>
-        <w:t xml:space="preserve"> analysis and graphs needed.</w:t>
-      </w:r>
-    </w:p>
-    <w:p/>
-    <w:p/>
-    <w:p>
-      <w:r>
-        <w:t>Assessment/report c</w:t>
-      </w:r>
-    </w:p>
-    <w:p>
+      <w:bookmarkStart w:id="0" w:name="_GoBack"/>
+      <w:bookmarkEnd w:id="0"/>
       <w:r>
         <w:t>Project 3</w:t>
       </w:r>
@@ -418,7 +366,7 @@
           <w:u w:val="none"/>
         </w:rPr>
       </w:pPr>
-      <w:hyperlink r:id="rId8" w:history="1">
+      <w:hyperlink r:id="rId9" w:history="1">
         <w:r>
           <w:rPr>
             <w:rStyle w:val="Hyperlink"/>
@@ -440,7 +388,7 @@
           <w:u w:val="none"/>
         </w:rPr>
       </w:pPr>
-      <w:hyperlink r:id="rId9" w:history="1">
+      <w:hyperlink r:id="rId10" w:history="1">
         <w:r>
           <w:rPr>
             <w:rStyle w:val="Hyperlink"/>
@@ -522,6 +470,7 @@
         </w:numPr>
       </w:pPr>
       <w:r>
+        <w:lastRenderedPageBreak/>
         <w:t xml:space="preserve">How does population effect </w:t>
       </w:r>
       <w:proofErr w:type="gramStart"/>
@@ -1594,7 +1543,6 @@
     <w:name w:val="Normal (Web)"/>
     <w:basedOn w:val="Normal"/>
     <w:uiPriority w:val="99"/>
-    <w:semiHidden/>
     <w:unhideWhenUsed/>
     <w:rsid w:val="009B32C7"/>
     <w:pPr>

--- a/IS607/Project3/Project3Outline.docx
+++ b/IS607/Project3/Project3Outline.docx
@@ -276,8 +276,6 @@
       </w:hyperlink>
     </w:p>
     <w:p>
-      <w:bookmarkStart w:id="0" w:name="_GoBack"/>
-      <w:bookmarkEnd w:id="0"/>
       <w:r>
         <w:t>Project 3</w:t>
       </w:r>
@@ -589,6 +587,158 @@
       </w:r>
     </w:p>
     <w:p/>
+    <w:p>
+      <w:r>
+        <w:t xml:space="preserve">Slide 1 Anthony </w:t>
+      </w:r>
+      <w:r>
+        <w:t xml:space="preserve">Introduction </w:t>
+      </w:r>
+    </w:p>
+    <w:p>
+      <w:r>
+        <w:t>our team consisted of myself, Alexander Niculescu and Jack Russo. For our team project we decided to focus on Educational data focusing on teachers Ratings in the Albany district</w:t>
+      </w:r>
+    </w:p>
+    <w:p>
+      <w:r>
+        <w:t xml:space="preserve">We’ll start off by handing </w:t>
+      </w:r>
+      <w:r>
+        <w:t xml:space="preserve">the presentation to </w:t>
+      </w:r>
+      <w:r>
+        <w:t>Alexander</w:t>
+      </w:r>
+      <w:bookmarkStart w:id="0" w:name="_GoBack"/>
+      <w:bookmarkEnd w:id="0"/>
+    </w:p>
+    <w:p>
+      <w:r>
+        <w:t>Slide 2 Alexander</w:t>
+      </w:r>
+      <w:r>
+        <w:t xml:space="preserve"> </w:t>
+      </w:r>
+    </w:p>
+    <w:p>
+      <w:r>
+        <w:t xml:space="preserve">Slide </w:t>
+      </w:r>
+      <w:r>
+        <w:t>4</w:t>
+      </w:r>
+      <w:r>
+        <w:t xml:space="preserve"> – </w:t>
+      </w:r>
+      <w:r>
+        <w:t>6 Jack</w:t>
+      </w:r>
+    </w:p>
+    <w:p>
+      <w:r>
+        <w:t xml:space="preserve">Slide </w:t>
+      </w:r>
+      <w:r>
+        <w:t>7-9 Anthony</w:t>
+      </w:r>
+      <w:r>
+        <w:t xml:space="preserve"> </w:t>
+      </w:r>
+    </w:p>
+    <w:p>
+      <w:r>
+        <w:t>After some searches for data we settled on using data from data.nsyed.gov/. We were pressed for time and decided we needed to narrow scope to Albany school district for 2015. Getting the data included</w:t>
+      </w:r>
+    </w:p>
+    <w:p>
+      <w:pPr>
+        <w:pStyle w:val="ListParagraph"/>
+        <w:numPr>
+          <w:ilvl w:val="0"/>
+          <w:numId w:val="5"/>
+        </w:numPr>
+      </w:pPr>
+      <w:r>
+        <w:t>downloading data locally and saving to data frame</w:t>
+      </w:r>
+    </w:p>
+    <w:p>
+      <w:pPr>
+        <w:pStyle w:val="ListParagraph"/>
+        <w:numPr>
+          <w:ilvl w:val="0"/>
+          <w:numId w:val="5"/>
+        </w:numPr>
+      </w:pPr>
+      <w:r>
+        <w:t xml:space="preserve">it was a little more comfortable analyzing data in SQL so we create </w:t>
+      </w:r>
+      <w:proofErr w:type="gramStart"/>
+      <w:r>
+        <w:t>a my</w:t>
+      </w:r>
+      <w:proofErr w:type="gramEnd"/>
+      <w:r>
+        <w:t xml:space="preserve"> SQL </w:t>
+      </w:r>
+      <w:proofErr w:type="spellStart"/>
+      <w:r>
+        <w:t>db</w:t>
+      </w:r>
+      <w:proofErr w:type="spellEnd"/>
+      <w:r>
+        <w:t xml:space="preserve"> and imported the data.</w:t>
+      </w:r>
+    </w:p>
+    <w:p>
+      <w:pPr>
+        <w:pStyle w:val="ListParagraph"/>
+        <w:numPr>
+          <w:ilvl w:val="0"/>
+          <w:numId w:val="5"/>
+        </w:numPr>
+      </w:pPr>
+      <w:r>
+        <w:t xml:space="preserve">There were some issues with table keys on the 3 tables. </w:t>
+      </w:r>
+      <w:proofErr w:type="gramStart"/>
+      <w:r>
+        <w:t>So</w:t>
+      </w:r>
+      <w:proofErr w:type="gramEnd"/>
+      <w:r>
+        <w:t xml:space="preserve"> we joined the data with 2 keys and used a combination of the 2 keys to get rows for teachers. </w:t>
+      </w:r>
+    </w:p>
+    <w:p>
+      <w:pPr>
+        <w:pStyle w:val="ListParagraph"/>
+        <w:numPr>
+          <w:ilvl w:val="0"/>
+          <w:numId w:val="5"/>
+        </w:numPr>
+      </w:pPr>
+      <w:r>
+        <w:t>Once that was completed we wrote the data to a csv file for further analysis in R.</w:t>
+      </w:r>
+    </w:p>
+    <w:p>
+      <w:r>
+        <w:lastRenderedPageBreak/>
+        <w:t>Will now hand off the presentation back to Jack.</w:t>
+      </w:r>
+    </w:p>
+    <w:p>
+      <w:r>
+        <w:t>Slide 10-13 Jack</w:t>
+      </w:r>
+    </w:p>
+    <w:p>
+      <w:r>
+        <w:t>Slide 14 Alexander</w:t>
+      </w:r>
+    </w:p>
     <w:sectPr>
       <w:pgSz w:w="12240" w:h="15840"/>
       <w:pgMar w:top="1440" w:right="1440" w:bottom="1440" w:left="1440" w:header="720" w:footer="720" w:gutter="0"/>
@@ -602,6 +752,119 @@
 <file path=word/numbering.xml><?xml version="1.0" encoding="utf-8"?>
 <w:numbering xmlns:wpc="http://schemas.microsoft.com/office/word/2010/wordprocessingCanvas" xmlns:cx="http://schemas.microsoft.com/office/drawing/2014/chartex" xmlns:cx1="http://schemas.microsoft.com/office/drawing/2015/9/8/chartex" xmlns:cx2="http://schemas.microsoft.com/office/drawing/2015/10/21/chartex" xmlns:cx3="http://schemas.microsoft.com/office/drawing/2016/5/9/chartex" xmlns:cx4="http://schemas.microsoft.com/office/drawing/2016/5/10/chartex" xmlns:cx5="http://schemas.microsoft.com/office/drawing/2016/5/11/chartex" xmlns:cx6="http://schemas.microsoft.com/office/drawing/2016/5/12/chartex" xmlns:cx7="http://schemas.microsoft.com/office/drawing/2016/5/13/chartex" xmlns:cx8="http://schemas.microsoft.com/office/drawing/2016/5/14/chartex" xmlns:mc="http://schemas.openxmlformats.org/markup-compatibility/2006" xmlns:aink="http://schemas.microsoft.com/office/drawing/2016/ink" xmlns:am3d="http://schemas.microsoft.com/office/drawing/2017/model3d" xmlns:o="urn:schemas-microsoft-com:office:office" xmlns:r="http://schemas.openxmlformats.org/officeDocument/2006/relationships" xmlns:m="http://schemas.openxmlformats.org/officeDocument/2006/math" xmlns:v="urn:schemas-microsoft-com:vml" xmlns:wp14="http://schemas.microsoft.com/office/word/2010/wordprocessingDrawing" xmlns:wp="http://schemas.openxmlformats.org/drawingml/2006/wordprocessingDrawing" xmlns:w10="urn:schemas-microsoft-com:office:word" xmlns:w="http://schemas.openxmlformats.org/wordprocessingml/2006/main" xmlns:w14="http://schemas.microsoft.com/office/word/2010/wordml" xmlns:w15="http://schemas.microsoft.com/office/word/2012/wordml" xmlns:w16cid="http://schemas.microsoft.com/office/word/2016/wordml/cid" xmlns:w16se="http://schemas.microsoft.com/office/word/2015/wordml/symex" xmlns:wpg="http://schemas.microsoft.com/office/word/2010/wordprocessingGroup" xmlns:wpi="http://schemas.microsoft.com/office/word/2010/wordprocessingInk" xmlns:wne="http://schemas.microsoft.com/office/word/2006/wordml" xmlns:wps="http://schemas.microsoft.com/office/word/2010/wordprocessingShape" mc:Ignorable="w14 w15 w16se w16cid wp14">
   <w:abstractNum w:abstractNumId="0" w15:restartNumberingAfterBreak="0">
+    <w:nsid w:val="15214D9E"/>
+    <w:multiLevelType w:val="hybridMultilevel"/>
+    <w:tmpl w:val="B5228554"/>
+    <w:lvl w:ilvl="0" w:tplc="04090001">
+      <w:start w:val="1"/>
+      <w:numFmt w:val="bullet"/>
+      <w:lvlText w:val=""/>
+      <w:lvlJc w:val="left"/>
+      <w:pPr>
+        <w:ind w:left="720" w:hanging="360"/>
+      </w:pPr>
+      <w:rPr>
+        <w:rFonts w:ascii="Symbol" w:hAnsi="Symbol" w:hint="default"/>
+      </w:rPr>
+    </w:lvl>
+    <w:lvl w:ilvl="1" w:tplc="04090003" w:tentative="1">
+      <w:start w:val="1"/>
+      <w:numFmt w:val="bullet"/>
+      <w:lvlText w:val="o"/>
+      <w:lvlJc w:val="left"/>
+      <w:pPr>
+        <w:ind w:left="1440" w:hanging="360"/>
+      </w:pPr>
+      <w:rPr>
+        <w:rFonts w:ascii="Courier New" w:hAnsi="Courier New" w:cs="Courier New" w:hint="default"/>
+      </w:rPr>
+    </w:lvl>
+    <w:lvl w:ilvl="2" w:tplc="04090005" w:tentative="1">
+      <w:start w:val="1"/>
+      <w:numFmt w:val="bullet"/>
+      <w:lvlText w:val=""/>
+      <w:lvlJc w:val="left"/>
+      <w:pPr>
+        <w:ind w:left="2160" w:hanging="360"/>
+      </w:pPr>
+      <w:rPr>
+        <w:rFonts w:ascii="Wingdings" w:hAnsi="Wingdings" w:hint="default"/>
+      </w:rPr>
+    </w:lvl>
+    <w:lvl w:ilvl="3" w:tplc="04090001" w:tentative="1">
+      <w:start w:val="1"/>
+      <w:numFmt w:val="bullet"/>
+      <w:lvlText w:val=""/>
+      <w:lvlJc w:val="left"/>
+      <w:pPr>
+        <w:ind w:left="2880" w:hanging="360"/>
+      </w:pPr>
+      <w:rPr>
+        <w:rFonts w:ascii="Symbol" w:hAnsi="Symbol" w:hint="default"/>
+      </w:rPr>
+    </w:lvl>
+    <w:lvl w:ilvl="4" w:tplc="04090003" w:tentative="1">
+      <w:start w:val="1"/>
+      <w:numFmt w:val="bullet"/>
+      <w:lvlText w:val="o"/>
+      <w:lvlJc w:val="left"/>
+      <w:pPr>
+        <w:ind w:left="3600" w:hanging="360"/>
+      </w:pPr>
+      <w:rPr>
+        <w:rFonts w:ascii="Courier New" w:hAnsi="Courier New" w:cs="Courier New" w:hint="default"/>
+      </w:rPr>
+    </w:lvl>
+    <w:lvl w:ilvl="5" w:tplc="04090005" w:tentative="1">
+      <w:start w:val="1"/>
+      <w:numFmt w:val="bullet"/>
+      <w:lvlText w:val=""/>
+      <w:lvlJc w:val="left"/>
+      <w:pPr>
+        <w:ind w:left="4320" w:hanging="360"/>
+      </w:pPr>
+      <w:rPr>
+        <w:rFonts w:ascii="Wingdings" w:hAnsi="Wingdings" w:hint="default"/>
+      </w:rPr>
+    </w:lvl>
+    <w:lvl w:ilvl="6" w:tplc="04090001" w:tentative="1">
+      <w:start w:val="1"/>
+      <w:numFmt w:val="bullet"/>
+      <w:lvlText w:val=""/>
+      <w:lvlJc w:val="left"/>
+      <w:pPr>
+        <w:ind w:left="5040" w:hanging="360"/>
+      </w:pPr>
+      <w:rPr>
+        <w:rFonts w:ascii="Symbol" w:hAnsi="Symbol" w:hint="default"/>
+      </w:rPr>
+    </w:lvl>
+    <w:lvl w:ilvl="7" w:tplc="04090003" w:tentative="1">
+      <w:start w:val="1"/>
+      <w:numFmt w:val="bullet"/>
+      <w:lvlText w:val="o"/>
+      <w:lvlJc w:val="left"/>
+      <w:pPr>
+        <w:ind w:left="5760" w:hanging="360"/>
+      </w:pPr>
+      <w:rPr>
+        <w:rFonts w:ascii="Courier New" w:hAnsi="Courier New" w:cs="Courier New" w:hint="default"/>
+      </w:rPr>
+    </w:lvl>
+    <w:lvl w:ilvl="8" w:tplc="04090005" w:tentative="1">
+      <w:start w:val="1"/>
+      <w:numFmt w:val="bullet"/>
+      <w:lvlText w:val=""/>
+      <w:lvlJc w:val="left"/>
+      <w:pPr>
+        <w:ind w:left="6480" w:hanging="360"/>
+      </w:pPr>
+      <w:rPr>
+        <w:rFonts w:ascii="Wingdings" w:hAnsi="Wingdings" w:hint="default"/>
+      </w:rPr>
+    </w:lvl>
+  </w:abstractNum>
+  <w:abstractNum w:abstractNumId="1" w15:restartNumberingAfterBreak="0">
     <w:nsid w:val="1B745D80"/>
     <w:multiLevelType w:val="hybridMultilevel"/>
     <w:tmpl w:val="99082D8C"/>
@@ -714,7 +977,7 @@
       </w:rPr>
     </w:lvl>
   </w:abstractNum>
-  <w:abstractNum w:abstractNumId="1" w15:restartNumberingAfterBreak="0">
+  <w:abstractNum w:abstractNumId="2" w15:restartNumberingAfterBreak="0">
     <w:nsid w:val="33876E44"/>
     <w:multiLevelType w:val="hybridMultilevel"/>
     <w:tmpl w:val="02F81E5C"/>
@@ -827,7 +1090,7 @@
       </w:rPr>
     </w:lvl>
   </w:abstractNum>
-  <w:abstractNum w:abstractNumId="2" w15:restartNumberingAfterBreak="0">
+  <w:abstractNum w:abstractNumId="3" w15:restartNumberingAfterBreak="0">
     <w:nsid w:val="6144420C"/>
     <w:multiLevelType w:val="hybridMultilevel"/>
     <w:tmpl w:val="28F6AFF0"/>
@@ -940,7 +1203,7 @@
       </w:rPr>
     </w:lvl>
   </w:abstractNum>
-  <w:abstractNum w:abstractNumId="3" w15:restartNumberingAfterBreak="0">
+  <w:abstractNum w:abstractNumId="4" w15:restartNumberingAfterBreak="0">
     <w:nsid w:val="6EF92326"/>
     <w:multiLevelType w:val="hybridMultilevel"/>
     <w:tmpl w:val="59D6FDEE"/>
@@ -1054,16 +1317,19 @@
     </w:lvl>
   </w:abstractNum>
   <w:num w:numId="1">
+    <w:abstractNumId w:val="2"/>
+  </w:num>
+  <w:num w:numId="2">
+    <w:abstractNumId w:val="3"/>
+  </w:num>
+  <w:num w:numId="3">
     <w:abstractNumId w:val="1"/>
   </w:num>
-  <w:num w:numId="2">
-    <w:abstractNumId w:val="2"/>
+  <w:num w:numId="4">
+    <w:abstractNumId w:val="4"/>
   </w:num>
-  <w:num w:numId="3">
+  <w:num w:numId="5">
     <w:abstractNumId w:val="0"/>
-  </w:num>
-  <w:num w:numId="4">
-    <w:abstractNumId w:val="3"/>
   </w:num>
 </w:numbering>
 </file>
